--- a/part2_python/part2_report.docx
+++ b/part2_python/part2_report.docx
@@ -31,6 +31,21 @@
           <w:szCs w:val="24"/>
         </w:rPr>
         <w:t xml:space="preserve">Part 2 — Python: Methodology and Findings Report</w:t>
+      </w:r>
+    </w:p>
+    <w:p>
+      <w:pPr>
+        <w:spacing w:after="200"/>
+        <w:jc w:val="center"/>
+      </w:pPr>
+      <w:r>
+        <w:rPr>
+          <w:rFonts w:ascii="Calibri" w:cs="Calibri" w:eastAsia="Calibri" w:hAnsi="Calibri"/>
+          <w:color w:val="444444"/>
+          <w:sz w:val="22"/>
+          <w:szCs w:val="22"/>
+        </w:rPr>
+        <w:t xml:space="preserve">Gautam K Das</w:t>
       </w:r>
     </w:p>
     <w:p>
